--- a/user-stories/Epic-4-Operator-and-Bracket-Expression-Building/US-12-Add-Left-Operand-Inside-Bracket.docx
+++ b/user-stories/Epic-4-Operator-and-Bracket-Expression-Building/US-12-Add-Left-Operand-Inside-Bracket.docx
@@ -7,58 +7,19 @@
         <w:pStyle w:val="Heading1"/>
       </w:pPr>
       <w:r>
-        <w:rPr>
-          <w:color w:val="1F497D"/>
-        </w:rPr>
-        <w:t>US-12 - Add Left Operand Inside Bracket via Plus Sign</w:t>
-      </w:r>
-    </w:p>
-    <w:p/>
-    <w:p>
-      <w:r>
-        <w:rPr>
-          <w:b/>
-        </w:rPr>
-        <w:t xml:space="preserve">Epic: </w:t>
-      </w:r>
-      <w:r>
-        <w:t>Epic 4 - Operator and Bracket Expression Building</w:t>
+        <w:t>US-12: Add Left Operand Inside Bracket</w:t>
       </w:r>
     </w:p>
     <w:p>
       <w:r>
-        <w:rPr>
-          <w:b/>
-        </w:rPr>
-        <w:t xml:space="preserve">Story ID: </w:t>
-      </w:r>
-      <w:r>
-        <w:t>US-12</w:t>
+        <w:t>Epic: Epic 4 - Operator and Bracket Expression Building</w:t>
       </w:r>
     </w:p>
     <w:p>
       <w:r>
-        <w:rPr>
-          <w:b/>
-        </w:rPr>
-        <w:t xml:space="preserve">Type: </w:t>
-      </w:r>
-      <w:r>
-        <w:t>Frontend</w:t>
+        <w:t>Type: Frontend</w:t>
       </w:r>
     </w:p>
-    <w:p>
-      <w:r>
-        <w:rPr>
-          <w:b/>
-        </w:rPr>
-        <w:t xml:space="preserve">Priority: </w:t>
-      </w:r>
-      <w:r>
-        <w:t>Medium</w:t>
-      </w:r>
-    </w:p>
-    <w:p/>
     <w:p>
       <w:pPr>
         <w:pStyle w:val="Heading2"/>
@@ -71,16 +32,11 @@
       <w:r>
         <w:t>As a user,</w:t>
         <w:br/>
-      </w:r>
-      <w:r>
-        <w:t>I want to click on the '+' sign inside a bracket,</w:t>
+        <w:t>I want to click the [+] inside the bracket to open the Select Expression popup,</w:t>
         <w:br/>
-      </w:r>
-      <w:r>
-        <w:t>So that I can select a parameter or field to act as the left operand inside the bracket.</w:t>
+        <w:t>So that I can add the left operand inside the bracket.</w:t>
       </w:r>
     </w:p>
-    <w:p/>
     <w:p>
       <w:pPr>
         <w:pStyle w:val="Heading2"/>
@@ -94,7 +50,7 @@
         <w:pStyle w:val="ListBullet"/>
       </w:pPr>
       <w:r>
-        <w:t>Clicking the '+' inside the bracket opens the Parameter/Math Function/All dropdown popup.</w:t>
+        <w:t>Clicking the [+] inside the bracket opens the Select Expression popup.</w:t>
       </w:r>
     </w:p>
     <w:p>
@@ -102,7 +58,7 @@
         <w:pStyle w:val="ListBullet"/>
       </w:pPr>
       <w:r>
-        <w:t>Selecting a field adds it as the left operand inside the bracket.</w:t>
+        <w:t>Selecting a parameter or field from the popup adds it as the left operand inside the bracket.</w:t>
       </w:r>
     </w:p>
     <w:p>
@@ -110,7 +66,7 @@
         <w:pStyle w:val="ListBullet"/>
       </w:pPr>
       <w:r>
-        <w:t>After selecting the left operand, a '+' sign appears for adding the operator.</w:t>
+        <w:t>The selected field token appears inside the bracket.</w:t>
       </w:r>
     </w:p>
     <w:p>
@@ -118,7 +74,51 @@
         <w:pStyle w:val="ListBullet"/>
       </w:pPr>
       <w:r>
-        <w:t>The selected field is displayed inside the bracket in the expression area.</w:t>
+        <w:t>A new [+] button appears after the left operand inside the bracket to allow adding an operator.</w:t>
+      </w:r>
+    </w:p>
+    <w:p>
+      <w:pPr>
+        <w:pStyle w:val="Heading2"/>
+      </w:pPr>
+      <w:r>
+        <w:t>UI Reference</w:t>
+      </w:r>
+    </w:p>
+    <w:p>
+      <w:r>
+        <w:drawing>
+          <wp:inline xmlns:a="http://schemas.openxmlformats.org/drawingml/2006/main" xmlns:pic="http://schemas.openxmlformats.org/drawingml/2006/picture">
+            <wp:extent cx="4572000" cy="5610604"/>
+            <wp:docPr id="1" name="Picture 1"/>
+            <wp:cNvGraphicFramePr>
+              <a:graphicFrameLocks noChangeAspect="1"/>
+            </wp:cNvGraphicFramePr>
+            <a:graphic>
+              <a:graphicData uri="http://schemas.openxmlformats.org/drawingml/2006/picture">
+                <pic:pic>
+                  <pic:nvPicPr>
+                    <pic:cNvPr id="0" name="image22.png"/>
+                    <pic:cNvPicPr/>
+                  </pic:nvPicPr>
+                  <pic:blipFill>
+                    <a:blip r:embed="rId9"/>
+                    <a:stretch>
+                      <a:fillRect/>
+                    </a:stretch>
+                  </pic:blipFill>
+                  <pic:spPr>
+                    <a:xfrm>
+                      <a:off x="0" y="0"/>
+                      <a:ext cx="4572000" cy="5610604"/>
+                    </a:xfrm>
+                    <a:prstGeom prst="rect"/>
+                  </pic:spPr>
+                </pic:pic>
+              </a:graphicData>
+            </a:graphic>
+          </wp:inline>
+        </w:drawing>
       </w:r>
     </w:p>
     <w:sectPr>
